--- a/print/Batman-Treaty-WAGOLL-Wall.docx
+++ b/print/Batman-Treaty-WAGOLL-Wall.docx
@@ -9,7 +9,7 @@
           <w:color w:val="223F43"/>
           <w:sz w:val="40"/>
         </w:rPr>
-        <w:t>Two documents, one meeting</w:t>
+        <w:t>Batman's Treaty</w:t>
       </w:r>
     </w:p>
     <w:p>
